--- a/Works/5. Database design.docx
+++ b/Works/5. Database design.docx
@@ -49,7 +49,7 @@
           <w:b/>
           <w:sz w:val="28"/>
         </w:rPr>
-        <w:t>Version 1.0  |  08/07/2026  |  Software Engineering</w:t>
+        <w:t>Version 1.1  |  23/07/2026  |  Software Engineering</w:t>
       </w:r>
     </w:p>
     <w:p/>
@@ -360,7 +360,7 @@
                 <w:rFonts w:ascii="Times New Roman" w:hAnsi="Times New Roman"/>
                 <w:sz w:val="21"/>
               </w:rPr>
-              <w:t>08/07/2026</w:t>
+              <w:t>23/07/2026</w:t>
             </w:r>
           </w:p>
         </w:tc>
@@ -484,6 +484,18 @@
           <w:rFonts w:ascii="Times New Roman" w:hAnsi="Times New Roman"/>
           <w:sz w:val="24"/>
         </w:rPr>
+        <w:t xml:space="preserve">   3.5 chat_sessions</w:t>
+      </w:r>
+    </w:p>
+    <w:p>
+      <w:pPr>
+        <w:spacing w:after="80"/>
+      </w:pPr>
+      <w:r>
+        <w:rPr>
+          <w:rFonts w:ascii="Times New Roman" w:hAnsi="Times New Roman"/>
+          <w:sz w:val="24"/>
+        </w:rPr>
         <w:t>4. Entity-Relationship Description</w:t>
       </w:r>
     </w:p>
@@ -571,7 +583,7 @@
           <w:i w:val="0"/>
           <w:sz w:val="24"/>
         </w:rPr>
-        <w:t>The database file lives at data/docextract.db (git-ignored) and is created automatically on application startup by init_db() in backend/app/db.py, which also seeds default settings and three demo users (one per role). The schema consists of four tables: documents, users, settings, and audit_log.</w:t>
+        <w:t>The database file lives at data/docextract.db (git-ignored) and is created automatically on application startup by init_db() in backend/app/db.py, which also seeds default settings and three demo users (one per role). The schema consists of five tables: documents, users, settings, audit_log, and chat_sessions.</w:t>
       </w:r>
     </w:p>
     <w:p>
@@ -613,7 +625,7 @@
           <w:i w:val="0"/>
           <w:sz w:val="24"/>
         </w:rPr>
-        <w:t>Caches every extraction result together with the original uploaded file, so re-opening the app never has to re-run the vision model. This is the central table of the application.</w:t>
+        <w:t>Caches every extraction result together with the original uploaded file, so re-opening the app never has to re-run the vision model. This is the central table of the application. Columns added after the initial release (uploaded_by, processing_time, model) are applied by additive, idempotent migrations in init_db(), so existing databases upgrade automatically on startup. Rows can be removed permanently by an admin: delete_document() deletes the record together with its stored file BLOB, exposed as DELETE /documents/{id} (admin only) and recorded in the audit log.</w:t>
       </w:r>
     </w:p>
     <w:tbl>
@@ -1457,6 +1469,67 @@
                 <w:rFonts w:ascii="Times New Roman" w:hAnsi="Times New Roman"/>
                 <w:sz w:val="21"/>
               </w:rPr>
+              <w:t>model</w:t>
+            </w:r>
+          </w:p>
+        </w:tc>
+        <w:tc>
+          <w:tcPr>
+            <w:tcW w:type="dxa" w:w="1440"/>
+          </w:tcPr>
+          <w:p>
+            <w:r/>
+            <w:r>
+              <w:rPr>
+                <w:rFonts w:ascii="Times New Roman" w:hAnsi="Times New Roman"/>
+                <w:sz w:val="21"/>
+              </w:rPr>
+              <w:t>TEXT</w:t>
+            </w:r>
+          </w:p>
+        </w:tc>
+        <w:tc>
+          <w:tcPr>
+            <w:tcW w:type="dxa" w:w="2160"/>
+          </w:tcPr>
+          <w:p>
+            <w:r/>
+            <w:r>
+              <w:rPr>
+                <w:rFonts w:ascii="Times New Roman" w:hAnsi="Times New Roman"/>
+                <w:sz w:val="21"/>
+              </w:rPr>
+            </w:r>
+          </w:p>
+        </w:tc>
+        <w:tc>
+          <w:tcPr>
+            <w:tcW w:type="dxa" w:w="3744"/>
+          </w:tcPr>
+          <w:p>
+            <w:r/>
+            <w:r>
+              <w:rPr>
+                <w:rFonts w:ascii="Times New Roman" w:hAnsi="Times New Roman"/>
+                <w:sz w:val="21"/>
+              </w:rPr>
+              <w:t>Extraction model profile key used for this document — one of qwen, minicpm, or gemini (see MODEL_PROFILES in backend/app/extraction.py). Added via an additive, idempotent migration in init_db(); NULL for rows extracted before model selection existed.</w:t>
+            </w:r>
+          </w:p>
+        </w:tc>
+      </w:tr>
+      <w:tr>
+        <w:tc>
+          <w:tcPr>
+            <w:tcW w:type="dxa" w:w="1584"/>
+          </w:tcPr>
+          <w:p>
+            <w:r/>
+            <w:r>
+              <w:rPr>
+                <w:rFonts w:ascii="Times New Roman" w:hAnsi="Times New Roman"/>
+                <w:sz w:val="21"/>
+              </w:rPr>
               <w:t>file</w:t>
             </w:r>
           </w:p>
@@ -2165,7 +2238,7 @@
           <w:i w:val="0"/>
           <w:sz w:val="24"/>
         </w:rPr>
-        <w:t>An append-only trail of who did what and when: logins, uploads, corrections, approvals, rejections, exports, settings changes, and evaluation runs. Powers the admin Audit Log page.</w:t>
+        <w:t>A trail of who did what and when: logins, uploads, corrections, approvals, rejections, exports, settings changes, evaluation runs, and permanent document deletions. The table is no longer strictly append-only: on every insert, add_audit() trims it to the 60 most recent entries. This retention cap keeps the log small and fast for a local single-machine tool. Powers the admin Audit Log page.</w:t>
       </w:r>
     </w:p>
     <w:tbl>
@@ -2565,7 +2638,7 @@
                 <w:rFonts w:ascii="Times New Roman" w:hAnsi="Times New Roman"/>
                 <w:sz w:val="21"/>
               </w:rPr>
-              <w:t>Action type: login, login_failed, upload, update, approve, reject, status_change, export, eval_run, settings_update, user_create, or user_delete.</w:t>
+              <w:t>Action type: login, login_failed, upload, update, approve, reject, status_change, export, eval_run, settings_update, user_create, user_delete, or delete (permanent document deletion by an admin).</w:t>
             </w:r>
           </w:p>
         </w:tc>
@@ -2701,6 +2774,564 @@
     </w:p>
     <w:p>
       <w:pPr>
+        <w:spacing w:before="280" w:after="160"/>
+      </w:pPr>
+      <w:r>
+        <w:rPr>
+          <w:rFonts w:ascii="Times New Roman" w:hAnsi="Times New Roman"/>
+          <w:b/>
+          <w:color w:val="000000"/>
+          <w:sz w:val="28"/>
+        </w:rPr>
+        <w:t>3.5 chat_sessions</w:t>
+      </w:r>
+    </w:p>
+    <w:p>
+      <w:pPr>
+        <w:spacing w:after="160"/>
+        <w:jc w:val="both"/>
+      </w:pPr>
+      <w:r>
+        <w:rPr>
+          <w:rFonts w:ascii="Times New Roman" w:hAnsi="Times New Roman"/>
+          <w:i w:val="0"/>
+          <w:sz w:val="24"/>
+        </w:rPr>
+        <w:t>Persistent chat history for the RAG Assistant. Each row stores one complete conversation, so chats survive logout and page reloads. Sessions appear in a sidebar on the Chat page, where the owner can re-open or delete them. Every session belongs to exactly one user, and all queries filter on user_email so users only ever see their own chats.</w:t>
+      </w:r>
+    </w:p>
+    <w:tbl>
+      <w:tblPr>
+        <w:tblW w:type="auto" w:w="0"/>
+        <w:jc w:val="center"/>
+        <w:tblBorders>
+          <w:top w:val="single" w:sz="6" w:space="0" w:color="000000"/>
+          <w:left w:val="single" w:sz="6" w:space="0" w:color="000000"/>
+          <w:bottom w:val="single" w:sz="6" w:space="0" w:color="000000"/>
+          <w:right w:val="single" w:sz="6" w:space="0" w:color="000000"/>
+          <w:insideH w:val="single" w:sz="6" w:space="0" w:color="000000"/>
+          <w:insideV w:val="single" w:sz="6" w:space="0" w:color="000000"/>
+        </w:tblBorders>
+        <w:tblLook w:firstColumn="1" w:firstRow="1" w:lastColumn="0" w:lastRow="0" w:noHBand="0" w:noVBand="1" w:val="04A0"/>
+      </w:tblPr>
+      <w:tblGrid>
+        <w:gridCol w:w="2256"/>
+        <w:gridCol w:w="2256"/>
+        <w:gridCol w:w="2256"/>
+        <w:gridCol w:w="2256"/>
+      </w:tblGrid>
+      <w:tr>
+        <w:tc>
+          <w:tcPr>
+            <w:tcW w:type="dxa" w:w="1584"/>
+            <w:shd w:val="clear" w:fill="404040"/>
+          </w:tcPr>
+          <w:p>
+            <w:r/>
+            <w:r>
+              <w:rPr>
+                <w:rFonts w:ascii="Times New Roman" w:hAnsi="Times New Roman"/>
+                <w:b/>
+                <w:color w:val="FFFFFF"/>
+                <w:sz w:val="22"/>
+              </w:rPr>
+              <w:t>Column</w:t>
+            </w:r>
+          </w:p>
+        </w:tc>
+        <w:tc>
+          <w:tcPr>
+            <w:tcW w:type="dxa" w:w="1440"/>
+            <w:shd w:val="clear" w:fill="404040"/>
+          </w:tcPr>
+          <w:p>
+            <w:r/>
+            <w:r>
+              <w:rPr>
+                <w:rFonts w:ascii="Times New Roman" w:hAnsi="Times New Roman"/>
+                <w:b/>
+                <w:color w:val="FFFFFF"/>
+                <w:sz w:val="22"/>
+              </w:rPr>
+              <w:t>Type</w:t>
+            </w:r>
+          </w:p>
+        </w:tc>
+        <w:tc>
+          <w:tcPr>
+            <w:tcW w:type="dxa" w:w="2160"/>
+            <w:shd w:val="clear" w:fill="404040"/>
+          </w:tcPr>
+          <w:p>
+            <w:r/>
+            <w:r>
+              <w:rPr>
+                <w:rFonts w:ascii="Times New Roman" w:hAnsi="Times New Roman"/>
+                <w:b/>
+                <w:color w:val="FFFFFF"/>
+                <w:sz w:val="22"/>
+              </w:rPr>
+              <w:t>Key</w:t>
+            </w:r>
+          </w:p>
+        </w:tc>
+        <w:tc>
+          <w:tcPr>
+            <w:tcW w:type="dxa" w:w="3744"/>
+            <w:shd w:val="clear" w:fill="404040"/>
+          </w:tcPr>
+          <w:p>
+            <w:r/>
+            <w:r>
+              <w:rPr>
+                <w:rFonts w:ascii="Times New Roman" w:hAnsi="Times New Roman"/>
+                <w:b/>
+                <w:color w:val="FFFFFF"/>
+                <w:sz w:val="22"/>
+              </w:rPr>
+              <w:t>Description</w:t>
+            </w:r>
+          </w:p>
+        </w:tc>
+      </w:tr>
+      <w:tr>
+        <w:tc>
+          <w:tcPr>
+            <w:tcW w:type="dxa" w:w="1584"/>
+          </w:tcPr>
+          <w:p>
+            <w:r/>
+            <w:r>
+              <w:rPr>
+                <w:rFonts w:ascii="Times New Roman" w:hAnsi="Times New Roman"/>
+                <w:sz w:val="21"/>
+              </w:rPr>
+              <w:t>id</w:t>
+            </w:r>
+          </w:p>
+        </w:tc>
+        <w:tc>
+          <w:tcPr>
+            <w:tcW w:type="dxa" w:w="1440"/>
+          </w:tcPr>
+          <w:p>
+            <w:r/>
+            <w:r>
+              <w:rPr>
+                <w:rFonts w:ascii="Times New Roman" w:hAnsi="Times New Roman"/>
+                <w:sz w:val="21"/>
+              </w:rPr>
+              <w:t>TEXT</w:t>
+            </w:r>
+          </w:p>
+        </w:tc>
+        <w:tc>
+          <w:tcPr>
+            <w:tcW w:type="dxa" w:w="2160"/>
+          </w:tcPr>
+          <w:p>
+            <w:r/>
+            <w:r>
+              <w:rPr>
+                <w:rFonts w:ascii="Times New Roman" w:hAnsi="Times New Roman"/>
+                <w:sz w:val="21"/>
+              </w:rPr>
+              <w:t>PRIMARY KEY</w:t>
+            </w:r>
+          </w:p>
+        </w:tc>
+        <w:tc>
+          <w:tcPr>
+            <w:tcW w:type="dxa" w:w="3744"/>
+          </w:tcPr>
+          <w:p>
+            <w:r/>
+            <w:r>
+              <w:rPr>
+                <w:rFonts w:ascii="Times New Roman" w:hAnsi="Times New Roman"/>
+                <w:sz w:val="21"/>
+              </w:rPr>
+              <w:t>Unique chat session identifier (UUID hex string).</w:t>
+            </w:r>
+          </w:p>
+        </w:tc>
+      </w:tr>
+      <w:tr>
+        <w:tc>
+          <w:tcPr>
+            <w:tcW w:type="dxa" w:w="1584"/>
+          </w:tcPr>
+          <w:p>
+            <w:r/>
+            <w:r>
+              <w:rPr>
+                <w:rFonts w:ascii="Times New Roman" w:hAnsi="Times New Roman"/>
+                <w:sz w:val="21"/>
+              </w:rPr>
+              <w:t>title</w:t>
+            </w:r>
+          </w:p>
+        </w:tc>
+        <w:tc>
+          <w:tcPr>
+            <w:tcW w:type="dxa" w:w="1440"/>
+          </w:tcPr>
+          <w:p>
+            <w:r/>
+            <w:r>
+              <w:rPr>
+                <w:rFonts w:ascii="Times New Roman" w:hAnsi="Times New Roman"/>
+                <w:sz w:val="21"/>
+              </w:rPr>
+              <w:t>TEXT</w:t>
+            </w:r>
+          </w:p>
+        </w:tc>
+        <w:tc>
+          <w:tcPr>
+            <w:tcW w:type="dxa" w:w="2160"/>
+          </w:tcPr>
+          <w:p>
+            <w:r/>
+            <w:r>
+              <w:rPr>
+                <w:rFonts w:ascii="Times New Roman" w:hAnsi="Times New Roman"/>
+                <w:sz w:val="21"/>
+              </w:rPr>
+            </w:r>
+          </w:p>
+        </w:tc>
+        <w:tc>
+          <w:tcPr>
+            <w:tcW w:type="dxa" w:w="3744"/>
+          </w:tcPr>
+          <w:p>
+            <w:r/>
+            <w:r>
+              <w:rPr>
+                <w:rFonts w:ascii="Times New Roman" w:hAnsi="Times New Roman"/>
+                <w:sz w:val="21"/>
+              </w:rPr>
+              <w:t>Session title shown in the chat history sidebar.</w:t>
+            </w:r>
+          </w:p>
+        </w:tc>
+      </w:tr>
+      <w:tr>
+        <w:tc>
+          <w:tcPr>
+            <w:tcW w:type="dxa" w:w="1584"/>
+          </w:tcPr>
+          <w:p>
+            <w:r/>
+            <w:r>
+              <w:rPr>
+                <w:rFonts w:ascii="Times New Roman" w:hAnsi="Times New Roman"/>
+                <w:sz w:val="21"/>
+              </w:rPr>
+              <w:t>user_email</w:t>
+            </w:r>
+          </w:p>
+        </w:tc>
+        <w:tc>
+          <w:tcPr>
+            <w:tcW w:type="dxa" w:w="1440"/>
+          </w:tcPr>
+          <w:p>
+            <w:r/>
+            <w:r>
+              <w:rPr>
+                <w:rFonts w:ascii="Times New Roman" w:hAnsi="Times New Roman"/>
+                <w:sz w:val="21"/>
+              </w:rPr>
+              <w:t>TEXT</w:t>
+            </w:r>
+          </w:p>
+        </w:tc>
+        <w:tc>
+          <w:tcPr>
+            <w:tcW w:type="dxa" w:w="2160"/>
+          </w:tcPr>
+          <w:p>
+            <w:r/>
+            <w:r>
+              <w:rPr>
+                <w:rFonts w:ascii="Times New Roman" w:hAnsi="Times New Roman"/>
+                <w:sz w:val="21"/>
+              </w:rPr>
+              <w:t>FK (logical) -&gt; users.email</w:t>
+            </w:r>
+          </w:p>
+        </w:tc>
+        <w:tc>
+          <w:tcPr>
+            <w:tcW w:type="dxa" w:w="3744"/>
+          </w:tcPr>
+          <w:p>
+            <w:r/>
+            <w:r>
+              <w:rPr>
+                <w:rFonts w:ascii="Times New Roman" w:hAnsi="Times New Roman"/>
+                <w:sz w:val="21"/>
+              </w:rPr>
+              <w:t>Owner of the session; every read, update, and delete is filtered by this column.</w:t>
+            </w:r>
+          </w:p>
+        </w:tc>
+      </w:tr>
+      <w:tr>
+        <w:tc>
+          <w:tcPr>
+            <w:tcW w:type="dxa" w:w="1584"/>
+          </w:tcPr>
+          <w:p>
+            <w:r/>
+            <w:r>
+              <w:rPr>
+                <w:rFonts w:ascii="Times New Roman" w:hAnsi="Times New Roman"/>
+                <w:sz w:val="21"/>
+              </w:rPr>
+              <w:t>created_at</w:t>
+            </w:r>
+          </w:p>
+        </w:tc>
+        <w:tc>
+          <w:tcPr>
+            <w:tcW w:type="dxa" w:w="1440"/>
+          </w:tcPr>
+          <w:p>
+            <w:r/>
+            <w:r>
+              <w:rPr>
+                <w:rFonts w:ascii="Times New Roman" w:hAnsi="Times New Roman"/>
+                <w:sz w:val="21"/>
+              </w:rPr>
+              <w:t>TEXT</w:t>
+            </w:r>
+          </w:p>
+        </w:tc>
+        <w:tc>
+          <w:tcPr>
+            <w:tcW w:type="dxa" w:w="2160"/>
+          </w:tcPr>
+          <w:p>
+            <w:r/>
+            <w:r>
+              <w:rPr>
+                <w:rFonts w:ascii="Times New Roman" w:hAnsi="Times New Roman"/>
+                <w:sz w:val="21"/>
+              </w:rPr>
+            </w:r>
+          </w:p>
+        </w:tc>
+        <w:tc>
+          <w:tcPr>
+            <w:tcW w:type="dxa" w:w="3744"/>
+          </w:tcPr>
+          <w:p>
+            <w:r/>
+            <w:r>
+              <w:rPr>
+                <w:rFonts w:ascii="Times New Roman" w:hAnsi="Times New Roman"/>
+                <w:sz w:val="21"/>
+              </w:rPr>
+              <w:t>Creation timestamp (YYYY-MM-DDTHH:MM:SS).</w:t>
+            </w:r>
+          </w:p>
+        </w:tc>
+      </w:tr>
+      <w:tr>
+        <w:tc>
+          <w:tcPr>
+            <w:tcW w:type="dxa" w:w="1584"/>
+          </w:tcPr>
+          <w:p>
+            <w:r/>
+            <w:r>
+              <w:rPr>
+                <w:rFonts w:ascii="Times New Roman" w:hAnsi="Times New Roman"/>
+                <w:sz w:val="21"/>
+              </w:rPr>
+              <w:t>updated_at</w:t>
+            </w:r>
+          </w:p>
+        </w:tc>
+        <w:tc>
+          <w:tcPr>
+            <w:tcW w:type="dxa" w:w="1440"/>
+          </w:tcPr>
+          <w:p>
+            <w:r/>
+            <w:r>
+              <w:rPr>
+                <w:rFonts w:ascii="Times New Roman" w:hAnsi="Times New Roman"/>
+                <w:sz w:val="21"/>
+              </w:rPr>
+              <w:t>TEXT</w:t>
+            </w:r>
+          </w:p>
+        </w:tc>
+        <w:tc>
+          <w:tcPr>
+            <w:tcW w:type="dxa" w:w="2160"/>
+          </w:tcPr>
+          <w:p>
+            <w:r/>
+            <w:r>
+              <w:rPr>
+                <w:rFonts w:ascii="Times New Roman" w:hAnsi="Times New Roman"/>
+                <w:sz w:val="21"/>
+              </w:rPr>
+            </w:r>
+          </w:p>
+        </w:tc>
+        <w:tc>
+          <w:tcPr>
+            <w:tcW w:type="dxa" w:w="3744"/>
+          </w:tcPr>
+          <w:p>
+            <w:r/>
+            <w:r>
+              <w:rPr>
+                <w:rFonts w:ascii="Times New Roman" w:hAnsi="Times New Roman"/>
+                <w:sz w:val="21"/>
+              </w:rPr>
+              <w:t>Last-activity timestamp; the sidebar orders sessions newest first by this column.</w:t>
+            </w:r>
+          </w:p>
+        </w:tc>
+      </w:tr>
+      <w:tr>
+        <w:tc>
+          <w:tcPr>
+            <w:tcW w:type="dxa" w:w="1584"/>
+          </w:tcPr>
+          <w:p>
+            <w:r/>
+            <w:r>
+              <w:rPr>
+                <w:rFonts w:ascii="Times New Roman" w:hAnsi="Times New Roman"/>
+                <w:sz w:val="21"/>
+              </w:rPr>
+              <w:t>scope_doc_id</w:t>
+            </w:r>
+          </w:p>
+        </w:tc>
+        <w:tc>
+          <w:tcPr>
+            <w:tcW w:type="dxa" w:w="1440"/>
+          </w:tcPr>
+          <w:p>
+            <w:r/>
+            <w:r>
+              <w:rPr>
+                <w:rFonts w:ascii="Times New Roman" w:hAnsi="Times New Roman"/>
+                <w:sz w:val="21"/>
+              </w:rPr>
+              <w:t>TEXT</w:t>
+            </w:r>
+          </w:p>
+        </w:tc>
+        <w:tc>
+          <w:tcPr>
+            <w:tcW w:type="dxa" w:w="2160"/>
+          </w:tcPr>
+          <w:p>
+            <w:r/>
+            <w:r>
+              <w:rPr>
+                <w:rFonts w:ascii="Times New Roman" w:hAnsi="Times New Roman"/>
+                <w:sz w:val="21"/>
+              </w:rPr>
+              <w:t>FK (logical) -&gt; documents.id</w:t>
+            </w:r>
+          </w:p>
+        </w:tc>
+        <w:tc>
+          <w:tcPr>
+            <w:tcW w:type="dxa" w:w="3744"/>
+          </w:tcPr>
+          <w:p>
+            <w:r/>
+            <w:r>
+              <w:rPr>
+                <w:rFonts w:ascii="Times New Roman" w:hAnsi="Times New Roman"/>
+                <w:sz w:val="21"/>
+              </w:rPr>
+              <w:t>Optional document this chat is scoped to; NULL when the chat covers all of the user's documents.</w:t>
+            </w:r>
+          </w:p>
+        </w:tc>
+      </w:tr>
+      <w:tr>
+        <w:tc>
+          <w:tcPr>
+            <w:tcW w:type="dxa" w:w="1584"/>
+          </w:tcPr>
+          <w:p>
+            <w:r/>
+            <w:r>
+              <w:rPr>
+                <w:rFonts w:ascii="Times New Roman" w:hAnsi="Times New Roman"/>
+                <w:sz w:val="21"/>
+              </w:rPr>
+              <w:t>messages</w:t>
+            </w:r>
+          </w:p>
+        </w:tc>
+        <w:tc>
+          <w:tcPr>
+            <w:tcW w:type="dxa" w:w="1440"/>
+          </w:tcPr>
+          <w:p>
+            <w:r/>
+            <w:r>
+              <w:rPr>
+                <w:rFonts w:ascii="Times New Roman" w:hAnsi="Times New Roman"/>
+                <w:sz w:val="21"/>
+              </w:rPr>
+              <w:t>TEXT (JSON)</w:t>
+            </w:r>
+          </w:p>
+        </w:tc>
+        <w:tc>
+          <w:tcPr>
+            <w:tcW w:type="dxa" w:w="2160"/>
+          </w:tcPr>
+          <w:p>
+            <w:r/>
+            <w:r>
+              <w:rPr>
+                <w:rFonts w:ascii="Times New Roman" w:hAnsi="Times New Roman"/>
+                <w:sz w:val="21"/>
+              </w:rPr>
+            </w:r>
+          </w:p>
+        </w:tc>
+        <w:tc>
+          <w:tcPr>
+            <w:tcW w:type="dxa" w:w="3744"/>
+          </w:tcPr>
+          <w:p>
+            <w:r/>
+            <w:r>
+              <w:rPr>
+                <w:rFonts w:ascii="Times New Roman" w:hAnsi="Times New Roman"/>
+                <w:sz w:val="21"/>
+              </w:rPr>
+              <w:t>The entire conversation as a JSON array of message objects (role + content), rewritten as a whole on every update.</w:t>
+            </w:r>
+          </w:p>
+        </w:tc>
+      </w:tr>
+    </w:tbl>
+    <w:p>
+      <w:pPr>
+        <w:spacing w:after="80"/>
+      </w:pPr>
+    </w:p>
+    <w:p>
+      <w:pPr>
         <w:spacing w:before="360" w:after="160"/>
       </w:pPr>
       <w:r>
@@ -2765,6 +3396,30 @@
     </w:p>
     <w:p>
       <w:pPr>
+        <w:pStyle w:val="ListBullet"/>
+      </w:pPr>
+      <w:r>
+        <w:rPr>
+          <w:rFonts w:ascii="Times New Roman" w:hAnsi="Times New Roman"/>
+          <w:sz w:val="24"/>
+        </w:rPr>
+        <w:t>chat_sessions.user_email -&gt; users.email : each chat session belongs to exactly one user; a user can own many sessions. All session queries filter on user_email.</w:t>
+      </w:r>
+    </w:p>
+    <w:p>
+      <w:pPr>
+        <w:pStyle w:val="ListBullet"/>
+      </w:pPr>
+      <w:r>
+        <w:rPr>
+          <w:rFonts w:ascii="Times New Roman" w:hAnsi="Times New Roman"/>
+          <w:sz w:val="24"/>
+        </w:rPr>
+        <w:t>chat_sessions.scope_doc_id -&gt; documents.id : a session may optionally be scoped to a single document; NULL means the chat spans all of the user's documents.</w:t>
+      </w:r>
+    </w:p>
+    <w:p>
+      <w:pPr>
         <w:spacing w:after="160"/>
         <w:jc w:val="both"/>
       </w:pPr>
@@ -2774,7 +3429,7 @@
           <w:i w:val="0"/>
           <w:sz w:val="24"/>
         </w:rPr>
-        <w:t>Note: SQLite foreign keys are not declared with explicit FOREIGN KEY constraints in the current schema (see _SCHEMA, _AUDIT_SCHEMA, _USERS_SCHEMA, _SETTINGS_SCHEMA in backend/app/db.py) — referential integrity between documents, users, and audit_log is enforced at the application layer rather than by the database engine. This keeps the schema and startup migrations simple for a small, local-first tool; a production deployment would formalize these as real foreign keys with ON DELETE behavior.</w:t>
+        <w:t>Note: SQLite foreign keys are not declared with explicit FOREIGN KEY constraints in the current schema (see _SCHEMA, _AUDIT_SCHEMA, _USERS_SCHEMA, _SETTINGS_SCHEMA, _CHAT_SESSIONS_SCHEMA in backend/app/db.py) — referential integrity between documents, users, and audit_log is enforced at the application layer rather than by the database engine. This keeps the schema and startup migrations simple for a small, local-first tool; a production deployment would formalize these as real foreign keys with ON DELETE behavior.</w:t>
       </w:r>
     </w:p>
     <w:p>
@@ -2825,6 +3480,18 @@
           <w:sz w:val="24"/>
         </w:rPr>
         <w:t>documents.file (BLOB): the raw bytes of the originally uploaded PDF or image, returned by GET /documents/{id}/file so the Review page can show the source document beside the extracted fields, even after the server restarts.</w:t>
+      </w:r>
+    </w:p>
+    <w:p>
+      <w:pPr>
+        <w:pStyle w:val="ListBullet"/>
+      </w:pPr>
+      <w:r>
+        <w:rPr>
+          <w:rFonts w:ascii="Times New Roman" w:hAnsi="Times New Roman"/>
+          <w:sz w:val="24"/>
+        </w:rPr>
+        <w:t>chat_sessions.messages (JSON): the full RAG Assistant conversation for one session, stored as a JSON array of message objects. The whole array is read and rewritten on each turn, which keeps the chat API simple and lets a session be restored exactly as it was left.</w:t>
       </w:r>
     </w:p>
     <w:p>

--- a/Works/5. Database design.docx
+++ b/Works/5. Database design.docx
@@ -49,7 +49,7 @@
           <w:b/>
           <w:sz w:val="28"/>
         </w:rPr>
-        <w:t>Version 1.1  |  23/07/2026  |  Software Engineering</w:t>
+        <w:t>Version 1.2  |  30/07/2026  |  Software Engineering</w:t>
       </w:r>
     </w:p>
     <w:p/>
@@ -358,9 +358,10 @@
             <w:r>
               <w:rPr>
                 <w:rFonts w:ascii="Times New Roman" w:hAnsi="Times New Roman"/>
-                <w:sz w:val="21"/>
+                <w:b w:val="0"/>
+                <w:sz w:val="20"/>
               </w:rPr>
-              <w:t>23/07/2026</w:t>
+              <w:t>30/07/2026</w:t>
             </w:r>
           </w:p>
         </w:tc>
@@ -1513,7 +1514,72 @@
                 <w:rFonts w:ascii="Times New Roman" w:hAnsi="Times New Roman"/>
                 <w:sz w:val="21"/>
               </w:rPr>
-              <w:t>Extraction model profile key used for this document — one of qwen, minicpm, or gemini (see MODEL_PROFILES in backend/app/extraction.py). Added via an additive, idempotent migration in init_db(); NULL for rows extracted before model selection existed.</w:t>
+              <w:t>Extraction model profile key used for this document - one of qwen, minicpm, or gemini (see MODEL_PROFILES in backend/app/extraction.py). Added via an additive, idempotent migration in init_db(); NULL for rows extracted before model selection existed.</w:t>
+            </w:r>
+          </w:p>
+        </w:tc>
+      </w:tr>
+      <w:tr>
+        <w:tc>
+          <w:tcPr>
+            <w:tcW w:type="dxa" w:w="2256"/>
+          </w:tcPr>
+          <w:p>
+            <w:r/>
+            <w:r>
+              <w:rPr>
+                <w:rFonts w:ascii="Times New Roman" w:hAnsi="Times New Roman"/>
+                <w:b w:val="0"/>
+                <w:sz w:val="20"/>
+              </w:rPr>
+              <w:t>approved_at</w:t>
+            </w:r>
+          </w:p>
+        </w:tc>
+        <w:tc>
+          <w:tcPr>
+            <w:tcW w:type="dxa" w:w="2256"/>
+          </w:tcPr>
+          <w:p>
+            <w:r/>
+            <w:r>
+              <w:rPr>
+                <w:rFonts w:ascii="Times New Roman" w:hAnsi="Times New Roman"/>
+                <w:b w:val="0"/>
+                <w:sz w:val="20"/>
+              </w:rPr>
+              <w:t>TEXT</w:t>
+            </w:r>
+          </w:p>
+        </w:tc>
+        <w:tc>
+          <w:tcPr>
+            <w:tcW w:type="dxa" w:w="2256"/>
+          </w:tcPr>
+          <w:p>
+            <w:r/>
+            <w:r>
+              <w:rPr>
+                <w:rFonts w:ascii="Times New Roman" w:hAnsi="Times New Roman"/>
+                <w:b w:val="0"/>
+                <w:sz w:val="20"/>
+              </w:rPr>
+            </w:r>
+          </w:p>
+        </w:tc>
+        <w:tc>
+          <w:tcPr>
+            <w:tcW w:type="dxa" w:w="2256"/>
+          </w:tcPr>
+          <w:p>
+            <w:r/>
+            <w:r>
+              <w:rPr>
+                <w:rFonts w:ascii="Times New Roman" w:hAnsi="Times New Roman"/>
+                <w:b w:val="0"/>
+                <w:sz w:val="20"/>
+              </w:rPr>
+              <w:t>Timestamp of the moment an admin approved this document (YYYY-MM-DD HH:MM:SS). NULL until approval, and cleared back to NULL if the document later leaves the approved state. This column is what the Archive groups and filters by, and what the archive range export uses as its date axis.</w:t>
             </w:r>
           </w:p>
         </w:tc>
@@ -3420,6 +3486,18 @@
     </w:p>
     <w:p>
       <w:pPr>
+        <w:pStyle w:val="ListBullet"/>
+      </w:pPr>
+      <w:r>
+        <w:rPr>
+          <w:rFonts w:ascii="Times New Roman" w:hAnsi="Times New Roman"/>
+          <w:sz w:val="22"/>
+        </w:rPr>
+        <w:t>documents.approved_at drives the Archive: a document is considered archived exactly when this column is non-NULL and status = 'approved'. The Archive month grid, the day groups, and GET /exports/archive.{fmt} all read this single column, so clearing it removes a document from the Archive without deleting anything.</w:t>
+      </w:r>
+    </w:p>
+    <w:p>
+      <w:pPr>
         <w:spacing w:after="160"/>
         <w:jc w:val="both"/>
       </w:pPr>
@@ -3429,7 +3507,7 @@
           <w:i w:val="0"/>
           <w:sz w:val="24"/>
         </w:rPr>
-        <w:t>Note: SQLite foreign keys are not declared with explicit FOREIGN KEY constraints in the current schema (see _SCHEMA, _AUDIT_SCHEMA, _USERS_SCHEMA, _SETTINGS_SCHEMA, _CHAT_SESSIONS_SCHEMA in backend/app/db.py) — referential integrity between documents, users, and audit_log is enforced at the application layer rather than by the database engine. This keeps the schema and startup migrations simple for a small, local-first tool; a production deployment would formalize these as real foreign keys with ON DELETE behavior.</w:t>
+        <w:t>Note: SQLite foreign keys are not declared with explicit FOREIGN KEY constraints in the current schema (see _SCHEMA, _AUDIT_SCHEMA, _USERS_SCHEMA, _SETTINGS_SCHEMA, _CHAT_SESSIONS_SCHEMA in backend/app/db.py) - referential integrity between documents, users, and audit_log is enforced at the application layer rather than by the database engine. This keeps the schema and startup migrations simple for a small, local-first tool; a production deployment would formalize these as real foreign keys with ON DELETE behavior.</w:t>
       </w:r>
     </w:p>
     <w:p>
@@ -3455,7 +3533,7 @@
           <w:rFonts w:ascii="Times New Roman" w:hAnsi="Times New Roman"/>
           <w:sz w:val="24"/>
         </w:rPr>
-        <w:t>documents.data (JSON): the full extracted Document, matching the pydantic schema in backend/app/schemas.py — doc_type, doc_number, vendor, buyer, doc_date, currency, subtotal, tax_amount, total_amount, and a line_items array (each with description, qty, unit_price, line_total).</w:t>
+        <w:t>documents.data (JSON): the full extracted Document, matching the pydantic schema in backend/app/schemas.py - doc_type, doc_number, vendor, buyer, doc_date, currency, subtotal, tax_amount, total_amount, and a line_items array (each with description, qty, unit_price, line_total).</w:t>
       </w:r>
     </w:p>
     <w:p>
@@ -3508,7 +3586,19 @@
         <w:t>Storing data and issues as JSON text (rather than fully normalized columns/tables) keeps the extraction pipeline simple: the whole Document object round-trips through the API as one JSON payload, and the schema does not need to change every time a new field is added to the pydantic model.</w:t>
       </w:r>
     </w:p>
+    <w:p>
+      <w:r>
+        <w:rPr>
+          <w:rFonts w:ascii="Times New Roman" w:hAnsi="Times New Roman"/>
+          <w:i/>
+          <w:sz w:val="22"/>
+        </w:rPr>
+        <w:t>Version 1.2 note (30/07/2026): this document was re-checked against the live schema in data/docextract.db. One column that had not been documented, documents.approved_at, is now described together with the role it plays in the Archive. The list of audit_log action values and the list of document statuses were both verified as already correct, and were therefore left unchanged.</w:t>
+      </w:r>
+    </w:p>
     <w:sectPr>
+      <w:headerReference w:type="default" r:id="rId9"/>
+      <w:footerReference w:type="default" r:id="rId10"/>
       <w:pgSz w:w="11906" w:h="16838"/>
       <w:pgMar w:top="1440" w:right="1440" w:bottom="1440" w:left="1440" w:header="720" w:footer="720" w:gutter="0"/>
       <w:cols w:space="720"/>
@@ -3516,6 +3606,26 @@
     </w:sectPr>
   </w:body>
 </w:document>
+</file>
+
+<file path=word/footer1.xml><?xml version="1.0" encoding="utf-8"?>
+<w:ftr xmlns:m="http://schemas.openxmlformats.org/officeDocument/2006/math" xmlns:mc="http://schemas.openxmlformats.org/markup-compatibility/2006" xmlns:mo="http://schemas.microsoft.com/office/mac/office/2008/main" xmlns:mv="urn:schemas-microsoft-com:mac:vml" xmlns:o="urn:schemas-microsoft-com:office:office" xmlns:r="http://schemas.openxmlformats.org/officeDocument/2006/relationships" xmlns:v="urn:schemas-microsoft-com:vml" xmlns:w10="urn:schemas-microsoft-com:office:word" xmlns:w14="http://schemas.microsoft.com/office/word/2010/wordml" xmlns:w="http://schemas.openxmlformats.org/wordprocessingml/2006/main" xmlns:wne="http://schemas.microsoft.com/office/word/2006/wordml" xmlns:wp14="http://schemas.microsoft.com/office/word/2010/wordprocessingDrawing" xmlns:wp="http://schemas.openxmlformats.org/drawingml/2006/wordprocessingDrawing" xmlns:wpc="http://schemas.microsoft.com/office/word/2010/wordprocessingCanvas" xmlns:wpg="http://schemas.microsoft.com/office/word/2010/wordprocessingGroup" xmlns:wpi="http://schemas.microsoft.com/office/word/2010/wordprocessingInk" xmlns:wps="http://schemas.microsoft.com/office/word/2010/wordprocessingShape" mc:Ignorable="w14 wp14">
+  <w:p>
+    <w:pPr>
+      <w:pStyle w:val="Footer"/>
+    </w:pPr>
+  </w:p>
+</w:ftr>
+</file>
+
+<file path=word/header1.xml><?xml version="1.0" encoding="utf-8"?>
+<w:hdr xmlns:m="http://schemas.openxmlformats.org/officeDocument/2006/math" xmlns:mc="http://schemas.openxmlformats.org/markup-compatibility/2006" xmlns:mo="http://schemas.microsoft.com/office/mac/office/2008/main" xmlns:mv="urn:schemas-microsoft-com:mac:vml" xmlns:o="urn:schemas-microsoft-com:office:office" xmlns:r="http://schemas.openxmlformats.org/officeDocument/2006/relationships" xmlns:v="urn:schemas-microsoft-com:vml" xmlns:w10="urn:schemas-microsoft-com:office:word" xmlns:w14="http://schemas.microsoft.com/office/word/2010/wordml" xmlns:w="http://schemas.openxmlformats.org/wordprocessingml/2006/main" xmlns:wne="http://schemas.microsoft.com/office/word/2006/wordml" xmlns:wp14="http://schemas.microsoft.com/office/word/2010/wordprocessingDrawing" xmlns:wp="http://schemas.openxmlformats.org/drawingml/2006/wordprocessingDrawing" xmlns:wpc="http://schemas.microsoft.com/office/word/2010/wordprocessingCanvas" xmlns:wpg="http://schemas.microsoft.com/office/word/2010/wordprocessingGroup" xmlns:wpi="http://schemas.microsoft.com/office/word/2010/wordprocessingInk" xmlns:wps="http://schemas.microsoft.com/office/word/2010/wordprocessingShape" mc:Ignorable="w14 wp14">
+  <w:p>
+    <w:pPr>
+      <w:pStyle w:val="Header"/>
+    </w:pPr>
+  </w:p>
+</w:hdr>
 </file>
 
 <file path=word/numbering.xml><?xml version="1.0" encoding="utf-8"?>
